--- a/抽離教學_數學/高三數學/積分_高三理數學/工具卡_定積分手順卡.docx
+++ b/抽離教學_數學/高三數學/積分_高三理數學/工具卡_定積分手順卡.docx
@@ -54,6 +54,7 @@
             <w:tr>
               <w:trPr>
                 <w:cantSplit/>
+                <w:tblHeader/>
               </w:trPr>
               <w:tc>
                 <w:tcPr>
@@ -205,8 +206,22 @@
                       <w:sz w:val="24"/>
                       <w:szCs w:val="24"/>
                     </w:rPr>
-                    <w:t xml:space="preserve">2. 代入上限——把上限的數代入原函數，算出F(上限)</w:t>
-                  </w:r>
+                    <w:t xml:space="preserve">2. 代入上限——把上限的數代入原函數，算出 </w:t>
+                  </w:r>
+                  <m:oMath>
+                    <m:r>
+                      <m:t xml:space="preserve">F</m:t>
+                    </m:r>
+                    <m:r>
+                      <m:t xml:space="preserve">(</m:t>
+                    </m:r>
+                    <m:r>
+                      <m:t xml:space="preserve">b</m:t>
+                    </m:r>
+                    <m:r>
+                      <m:t xml:space="preserve">)</m:t>
+                    </m:r>
+                  </m:oMath>
                 </w:p>
               </w:tc>
               <w:tc>
@@ -264,8 +279,22 @@
                       <w:sz w:val="24"/>
                       <w:szCs w:val="24"/>
                     </w:rPr>
-                    <w:t xml:space="preserve">3. 代入下限——把下限的數代入原函數，算出F(下限)</w:t>
-                  </w:r>
+                    <w:t xml:space="preserve">3. 代入下限——把下限的數代入原函數，算出 </w:t>
+                  </w:r>
+                  <m:oMath>
+                    <m:r>
+                      <m:t xml:space="preserve">F</m:t>
+                    </m:r>
+                    <m:r>
+                      <m:t xml:space="preserve">(</m:t>
+                    </m:r>
+                    <m:r>
+                      <m:t xml:space="preserve">a</m:t>
+                    </m:r>
+                    <m:r>
+                      <m:t xml:space="preserve">)</m:t>
+                    </m:r>
+                  </m:oMath>
                 </w:p>
               </w:tc>
               <w:tc>
@@ -323,7 +352,121 @@
                       <w:sz w:val="24"/>
                       <w:szCs w:val="24"/>
                     </w:rPr>
-                    <w:t xml:space="preserve">4. 相減——上限的值減下限的值，就是答案</w:t>
+                    <w:t xml:space="preserve">4. 相減——</w:t>
+                  </w:r>
+                  <m:oMath>
+                    <m:r>
+                      <m:t xml:space="preserve">F</m:t>
+                    </m:r>
+                    <m:r>
+                      <m:t xml:space="preserve">(</m:t>
+                    </m:r>
+                    <m:r>
+                      <m:t xml:space="preserve">b</m:t>
+                    </m:r>
+                    <m:r>
+                      <m:t xml:space="preserve">)</m:t>
+                    </m:r>
+                    <m:r>
+                      <m:t xml:space="preserve">−</m:t>
+                    </m:r>
+                    <m:r>
+                      <m:t xml:space="preserve">F</m:t>
+                    </m:r>
+                    <m:r>
+                      <m:t xml:space="preserve">(</m:t>
+                    </m:r>
+                    <m:r>
+                      <m:t xml:space="preserve">a</m:t>
+                    </m:r>
+                    <m:r>
+                      <m:t xml:space="preserve">)</m:t>
+                    </m:r>
+                  </m:oMath>
+                  <w:r>
+                    <w:rPr>
+                      <w:rFonts w:ascii="Calibri" w:hAnsi="Calibri" w:eastAsia="微軟正黑體"/>
+                      <w:b/>
+                      <w:bCs/>
+                      <w:sz w:val="24"/>
+                      <w:szCs w:val="24"/>
+                    </w:rPr>
+                    <w:t xml:space="preserve">，就是答案（牛頓－萊布尼茲公式：</w:t>
+                  </w:r>
+                  <m:oMath>
+                    <m:r>
+                      <m:t xml:space="preserve">∫[</m:t>
+                    </m:r>
+                    <m:r>
+                      <m:t xml:space="preserve">a</m:t>
+                    </m:r>
+                    <m:r>
+                      <m:t xml:space="preserve">,</m:t>
+                    </m:r>
+                    <m:r>
+                      <m:t xml:space="preserve">b</m:t>
+                    </m:r>
+                    <m:r>
+                      <m:t xml:space="preserve">] </m:t>
+                    </m:r>
+                    <m:r>
+                      <m:t xml:space="preserve">f</m:t>
+                    </m:r>
+                    <m:r>
+                      <m:t xml:space="preserve">(</m:t>
+                    </m:r>
+                    <m:r>
+                      <m:t xml:space="preserve">x</m:t>
+                    </m:r>
+                    <m:r>
+                      <m:t xml:space="preserve">)</m:t>
+                    </m:r>
+                    <m:r>
+                      <m:t xml:space="preserve">d</m:t>
+                    </m:r>
+                    <m:r>
+                      <m:t xml:space="preserve">x</m:t>
+                    </m:r>
+                    <m:r>
+                      <m:t xml:space="preserve">=</m:t>
+                    </m:r>
+                    <m:r>
+                      <m:t xml:space="preserve">F</m:t>
+                    </m:r>
+                    <m:r>
+                      <m:t xml:space="preserve">(</m:t>
+                    </m:r>
+                    <m:r>
+                      <m:t xml:space="preserve">b</m:t>
+                    </m:r>
+                    <m:r>
+                      <m:t xml:space="preserve">)</m:t>
+                    </m:r>
+                    <m:r>
+                      <m:t xml:space="preserve">−</m:t>
+                    </m:r>
+                    <m:r>
+                      <m:t xml:space="preserve">F</m:t>
+                    </m:r>
+                    <m:r>
+                      <m:t xml:space="preserve">(</m:t>
+                    </m:r>
+                    <m:r>
+                      <m:t xml:space="preserve">a</m:t>
+                    </m:r>
+                    <m:r>
+                      <m:t xml:space="preserve">)</m:t>
+                    </m:r>
+                  </m:oMath>
+                  <w:r>
+                    <w:rPr>
+                      <w:rFonts w:ascii="Calibri" w:hAnsi="Calibri" w:eastAsia="微軟正黑體"/>
+                      <w:b/>
+                      <w:bCs/>
+                      <w:sz w:val="24"/>
+                      <w:szCs w:val="24"/>
+                    </w:rPr>
+                    <w:t xml:space="preserve">）</w:t>
                   </w:r>
                 </w:p>
               </w:tc>
@@ -431,6 +574,7 @@
             <w:tr>
               <w:trPr>
                 <w:cantSplit/>
+                <w:tblHeader/>
               </w:trPr>
               <w:tc>
                 <w:tcPr>
@@ -582,8 +726,22 @@
                       <w:sz w:val="24"/>
                       <w:szCs w:val="24"/>
                     </w:rPr>
-                    <w:t xml:space="preserve">2. 代入上限——把上限的數代入原函數，算出F(上限)</w:t>
-                  </w:r>
+                    <w:t xml:space="preserve">2. 代入上限——把上限的數代入原函數，算出 </w:t>
+                  </w:r>
+                  <m:oMath>
+                    <m:r>
+                      <m:t xml:space="preserve">F</m:t>
+                    </m:r>
+                    <m:r>
+                      <m:t xml:space="preserve">(</m:t>
+                    </m:r>
+                    <m:r>
+                      <m:t xml:space="preserve">b</m:t>
+                    </m:r>
+                    <m:r>
+                      <m:t xml:space="preserve">)</m:t>
+                    </m:r>
+                  </m:oMath>
                 </w:p>
               </w:tc>
               <w:tc>
@@ -641,8 +799,22 @@
                       <w:sz w:val="24"/>
                       <w:szCs w:val="24"/>
                     </w:rPr>
-                    <w:t xml:space="preserve">3. 代入下限——把下限的數代入原函數，算出F(下限)</w:t>
-                  </w:r>
+                    <w:t xml:space="preserve">3. 代入下限——把下限的數代入原函數，算出 </w:t>
+                  </w:r>
+                  <m:oMath>
+                    <m:r>
+                      <m:t xml:space="preserve">F</m:t>
+                    </m:r>
+                    <m:r>
+                      <m:t xml:space="preserve">(</m:t>
+                    </m:r>
+                    <m:r>
+                      <m:t xml:space="preserve">a</m:t>
+                    </m:r>
+                    <m:r>
+                      <m:t xml:space="preserve">)</m:t>
+                    </m:r>
+                  </m:oMath>
                 </w:p>
               </w:tc>
               <w:tc>
@@ -700,7 +872,121 @@
                       <w:sz w:val="24"/>
                       <w:szCs w:val="24"/>
                     </w:rPr>
-                    <w:t xml:space="preserve">4. 相減——上限的值減下限的值，就是答案</w:t>
+                    <w:t xml:space="preserve">4. 相減——</w:t>
+                  </w:r>
+                  <m:oMath>
+                    <m:r>
+                      <m:t xml:space="preserve">F</m:t>
+                    </m:r>
+                    <m:r>
+                      <m:t xml:space="preserve">(</m:t>
+                    </m:r>
+                    <m:r>
+                      <m:t xml:space="preserve">b</m:t>
+                    </m:r>
+                    <m:r>
+                      <m:t xml:space="preserve">)</m:t>
+                    </m:r>
+                    <m:r>
+                      <m:t xml:space="preserve">−</m:t>
+                    </m:r>
+                    <m:r>
+                      <m:t xml:space="preserve">F</m:t>
+                    </m:r>
+                    <m:r>
+                      <m:t xml:space="preserve">(</m:t>
+                    </m:r>
+                    <m:r>
+                      <m:t xml:space="preserve">a</m:t>
+                    </m:r>
+                    <m:r>
+                      <m:t xml:space="preserve">)</m:t>
+                    </m:r>
+                  </m:oMath>
+                  <w:r>
+                    <w:rPr>
+                      <w:rFonts w:ascii="Calibri" w:hAnsi="Calibri" w:eastAsia="微軟正黑體"/>
+                      <w:b/>
+                      <w:bCs/>
+                      <w:sz w:val="24"/>
+                      <w:szCs w:val="24"/>
+                    </w:rPr>
+                    <w:t xml:space="preserve">，就是答案（牛頓－萊布尼茲公式：</w:t>
+                  </w:r>
+                  <m:oMath>
+                    <m:r>
+                      <m:t xml:space="preserve">∫[</m:t>
+                    </m:r>
+                    <m:r>
+                      <m:t xml:space="preserve">a</m:t>
+                    </m:r>
+                    <m:r>
+                      <m:t xml:space="preserve">,</m:t>
+                    </m:r>
+                    <m:r>
+                      <m:t xml:space="preserve">b</m:t>
+                    </m:r>
+                    <m:r>
+                      <m:t xml:space="preserve">] </m:t>
+                    </m:r>
+                    <m:r>
+                      <m:t xml:space="preserve">f</m:t>
+                    </m:r>
+                    <m:r>
+                      <m:t xml:space="preserve">(</m:t>
+                    </m:r>
+                    <m:r>
+                      <m:t xml:space="preserve">x</m:t>
+                    </m:r>
+                    <m:r>
+                      <m:t xml:space="preserve">)</m:t>
+                    </m:r>
+                    <m:r>
+                      <m:t xml:space="preserve">d</m:t>
+                    </m:r>
+                    <m:r>
+                      <m:t xml:space="preserve">x</m:t>
+                    </m:r>
+                    <m:r>
+                      <m:t xml:space="preserve">=</m:t>
+                    </m:r>
+                    <m:r>
+                      <m:t xml:space="preserve">F</m:t>
+                    </m:r>
+                    <m:r>
+                      <m:t xml:space="preserve">(</m:t>
+                    </m:r>
+                    <m:r>
+                      <m:t xml:space="preserve">b</m:t>
+                    </m:r>
+                    <m:r>
+                      <m:t xml:space="preserve">)</m:t>
+                    </m:r>
+                    <m:r>
+                      <m:t xml:space="preserve">−</m:t>
+                    </m:r>
+                    <m:r>
+                      <m:t xml:space="preserve">F</m:t>
+                    </m:r>
+                    <m:r>
+                      <m:t xml:space="preserve">(</m:t>
+                    </m:r>
+                    <m:r>
+                      <m:t xml:space="preserve">a</m:t>
+                    </m:r>
+                    <m:r>
+                      <m:t xml:space="preserve">)</m:t>
+                    </m:r>
+                  </m:oMath>
+                  <w:r>
+                    <w:rPr>
+                      <w:rFonts w:ascii="Calibri" w:hAnsi="Calibri" w:eastAsia="微軟正黑體"/>
+                      <w:b/>
+                      <w:bCs/>
+                      <w:sz w:val="24"/>
+                      <w:szCs w:val="24"/>
+                    </w:rPr>
+                    <w:t xml:space="preserve">）</w:t>
                   </w:r>
                 </w:p>
               </w:tc>
